--- a/public/docs/Paint-Guides.docx
+++ b/public/docs/Paint-Guides.docx
@@ -4,6 +4,8 @@
   <w:body>
     <w:p>
       <w:pPr>
+        <w:spacing w:before="160" w:after="80"/>
+        <w:jc w:val="left"/>
         <w:rPr>
           <w:b/>
           <w:bCs/>
@@ -14,30 +16,33 @@
       </w:pPr>
       <w:r>
         <w:rPr>
-          <w:b/>
-          <w:bCs/>
-          <w:color w:val="0070C0"/>
-          <w:sz w:val="28"/>
+          <w:rFonts w:ascii="Aptos Display" w:hAnsi="Aptos Display"/>
+          <w:b/>
+          <w:bCs/>
+          <w:color w:val="0D2F5F"/>
+          <w:sz w:val="48"/>
           <w:szCs w:val="28"/>
         </w:rPr>
         <w:t xml:space="preserve">                                            </w:t>
       </w:r>
       <w:r>
         <w:rPr>
-          <w:b/>
-          <w:bCs/>
-          <w:color w:val="0070C0"/>
-          <w:sz w:val="28"/>
+          <w:rFonts w:ascii="Aptos Display" w:hAnsi="Aptos Display"/>
+          <w:b/>
+          <w:bCs/>
+          <w:color w:val="0D2F5F"/>
+          <w:sz w:val="48"/>
           <w:szCs w:val="28"/>
         </w:rPr>
         <w:t>Paint Application Guide</w:t>
       </w:r>
       <w:r>
         <w:rPr>
-          <w:b/>
-          <w:bCs/>
-          <w:color w:val="0070C0"/>
-          <w:sz w:val="28"/>
+          <w:rFonts w:ascii="Aptos Display" w:hAnsi="Aptos Display"/>
+          <w:b/>
+          <w:bCs/>
+          <w:color w:val="0D2F5F"/>
+          <w:sz w:val="48"/>
           <w:szCs w:val="28"/>
         </w:rPr>
         <w:t>s</w:t>
@@ -63,6 +68,7 @@
         <w:rPr>
           <w:b/>
           <w:bCs/>
+          <w:color w:val="0D2F5F"/>
         </w:rPr>
         <w:t>AEROPOLISH PAINTS &amp; COATING INDUSTRY</w:t>
       </w:r>
@@ -78,6 +84,8 @@
         <w:rPr>
           <w:b/>
           <w:bCs/>
+          <w:i/>
+          <w:color w:val="F15A24"/>
         </w:rPr>
         <w:t>Prepare Right. Apply Right. Protect Longer.</w:t>
       </w:r>
@@ -2524,6 +2532,7 @@
         <w:rPr>
           <w:b/>
           <w:bCs/>
+          <w:color w:val="0D2F5F"/>
         </w:rPr>
         <w:t>AEROPOLISH PAINTS &amp; COATING INDUSTRY</w:t>
       </w:r>
@@ -2583,13 +2592,102 @@
     </w:p>
     <w:p/>
     <w:sectPr>
+      <w:headerReference w:type="default" r:id="rId9"/>
+      <w:footerReference w:type="default" r:id="rId10"/>
       <w:pgSz w:w="11906" w:h="16838"/>
-      <w:pgMar w:top="1440" w:right="1440" w:bottom="1440" w:left="1440" w:header="708" w:footer="708" w:gutter="0"/>
+      <w:pgMar w:top="1368" w:right="1152" w:bottom="1080" w:left="1152" w:header="432" w:footer="504" w:gutter="0"/>
       <w:cols w:space="708"/>
       <w:docGrid w:linePitch="360"/>
     </w:sectPr>
   </w:body>
 </w:document>
+</file>
+
+<file path=word/footer1.xml><?xml version="1.0" encoding="utf-8"?>
+<w:ftr xmlns:m="http://schemas.openxmlformats.org/officeDocument/2006/math" xmlns:mc="http://schemas.openxmlformats.org/markup-compatibility/2006" xmlns:mo="http://schemas.microsoft.com/office/mac/office/2008/main" xmlns:mv="urn:schemas-microsoft-com:mac:vml" xmlns:o="urn:schemas-microsoft-com:office:office" xmlns:r="http://schemas.openxmlformats.org/officeDocument/2006/relationships" xmlns:v="urn:schemas-microsoft-com:vml" xmlns:w10="urn:schemas-microsoft-com:office:word" xmlns:w14="http://schemas.microsoft.com/office/word/2010/wordml" xmlns:w="http://schemas.openxmlformats.org/wordprocessingml/2006/main" xmlns:wne="http://schemas.microsoft.com/office/word/2006/wordml" xmlns:wp14="http://schemas.microsoft.com/office/word/2010/wordprocessingDrawing" xmlns:wp="http://schemas.openxmlformats.org/drawingml/2006/wordprocessingDrawing" xmlns:wpc="http://schemas.microsoft.com/office/word/2010/wordprocessingCanvas" xmlns:wpg="http://schemas.microsoft.com/office/word/2010/wordprocessingGroup" xmlns:wpi="http://schemas.microsoft.com/office/word/2010/wordprocessingInk" xmlns:wps="http://schemas.microsoft.com/office/word/2010/wordprocessingShape" mc:Ignorable="w14 wp14">
+  <w:p>
+    <w:pPr>
+      <w:pStyle w:val="Footer"/>
+      <w:spacing w:before="60" w:after="0"/>
+      <w:jc w:val="center"/>
+    </w:pPr>
+    <w:r>
+      <w:rPr>
+        <w:rFonts w:ascii="Aptos" w:hAnsi="Aptos"/>
+        <w:b/>
+        <w:color w:val="0D2F5F"/>
+        <w:sz w:val="16"/>
+      </w:rPr>
+      <w:t>AEROPOLISH PAINTS &amp; COATING INDUSTRY  |  Pune, Maharashtra, India</w:t>
+      <w:br/>
+    </w:r>
+    <w:r>
+      <w:rPr>
+        <w:rFonts w:ascii="Aptos" w:hAnsi="Aptos"/>
+        <w:color w:val="505A69"/>
+        <w:sz w:val="16"/>
+      </w:rPr>
+      <w:t>www.aeropolishpaints.com  •  Info@aeropolishpaints.com  •  +91 9765770020</w:t>
+    </w:r>
+    <w:r>
+      <w:t xml:space="preserve">   |   Page </w:t>
+    </w:r>
+    <w:fldSimple w:instr="PAGE"/>
+  </w:p>
+</w:ftr>
+</file>
+
+<file path=word/header1.xml><?xml version="1.0" encoding="utf-8"?>
+<w:hdr xmlns:m="http://schemas.openxmlformats.org/officeDocument/2006/math" xmlns:mc="http://schemas.openxmlformats.org/markup-compatibility/2006" xmlns:mo="http://schemas.microsoft.com/office/mac/office/2008/main" xmlns:mv="urn:schemas-microsoft-com:mac:vml" xmlns:o="urn:schemas-microsoft-com:office:office" xmlns:r="http://schemas.openxmlformats.org/officeDocument/2006/relationships" xmlns:v="urn:schemas-microsoft-com:vml" xmlns:w10="urn:schemas-microsoft-com:office:word" xmlns:w14="http://schemas.microsoft.com/office/word/2010/wordml" xmlns:w="http://schemas.openxmlformats.org/wordprocessingml/2006/main" xmlns:wne="http://schemas.microsoft.com/office/word/2006/wordml" xmlns:wp14="http://schemas.microsoft.com/office/word/2010/wordprocessingDrawing" xmlns:wp="http://schemas.openxmlformats.org/drawingml/2006/wordprocessingDrawing" xmlns:wpc="http://schemas.microsoft.com/office/word/2010/wordprocessingCanvas" xmlns:wpg="http://schemas.microsoft.com/office/word/2010/wordprocessingGroup" xmlns:wpi="http://schemas.microsoft.com/office/word/2010/wordprocessingInk" xmlns:wps="http://schemas.microsoft.com/office/word/2010/wordprocessingShape" mc:Ignorable="w14 wp14">
+  <w:p>
+    <w:pPr>
+      <w:pStyle w:val="Header"/>
+      <w:jc w:val="right"/>
+    </w:pPr>
+    <w:r>
+      <w:drawing>
+        <wp:inline xmlns:a="http://schemas.openxmlformats.org/drawingml/2006/main" xmlns:pic="http://schemas.openxmlformats.org/drawingml/2006/picture">
+          <wp:extent cx="1828800" cy="596294"/>
+          <wp:docPr id="1" name="Picture 1"/>
+          <wp:cNvGraphicFramePr>
+            <a:graphicFrameLocks noChangeAspect="1"/>
+          </wp:cNvGraphicFramePr>
+          <a:graphic>
+            <a:graphicData uri="http://schemas.openxmlformats.org/drawingml/2006/picture">
+              <pic:pic>
+                <pic:nvPicPr>
+                  <pic:cNvPr id="0" name="aeropolish_logo_reference.png"/>
+                  <pic:cNvPicPr/>
+                </pic:nvPicPr>
+                <pic:blipFill>
+                  <a:blip r:embed="rId1"/>
+                  <a:stretch>
+                    <a:fillRect/>
+                  </a:stretch>
+                </pic:blipFill>
+                <pic:spPr>
+                  <a:xfrm>
+                    <a:off x="0" y="0"/>
+                    <a:ext cx="1828800" cy="596294"/>
+                  </a:xfrm>
+                  <a:prstGeom prst="rect"/>
+                </pic:spPr>
+              </pic:pic>
+            </a:graphicData>
+          </a:graphic>
+        </wp:inline>
+      </w:drawing>
+    </w:r>
+  </w:p>
+  <w:p>
+    <w:pPr>
+      <w:spacing w:before="0" w:after="80"/>
+      <w:pBdr>
+        <w:bottom w:val="single" w:sz="14" w:space="3" w:color="F15A24"/>
+      </w:pBdr>
+    </w:pPr>
+  </w:p>
+</w:hdr>
 </file>
 
 <file path=word/numbering.xml><?xml version="1.0" encoding="utf-8"?>
@@ -5589,6 +5687,14 @@
   <w:style w:type="paragraph" w:default="1" w:styleId="Normal">
     <w:name w:val="Normal"/>
     <w:qFormat/>
+    <w:pPr>
+      <w:spacing w:after="100"/>
+    </w:pPr>
+    <w:rPr>
+      <w:rFonts w:ascii="Aptos" w:hAnsi="Aptos"/>
+      <w:color w:val="2D3748"/>
+      <w:sz w:val="20"/>
+    </w:rPr>
   </w:style>
   <w:style w:type="paragraph" w:styleId="Heading1">
     <w:name w:val="heading 1"/>
@@ -5605,9 +5711,10 @@
       <w:outlineLvl w:val="0"/>
     </w:pPr>
     <w:rPr>
-      <w:rFonts w:asciiTheme="majorHAnsi" w:eastAsiaTheme="majorEastAsia" w:hAnsiTheme="majorHAnsi" w:cstheme="majorBidi"/>
-      <w:color w:val="2F5496" w:themeColor="accent1" w:themeShade="BF"/>
-      <w:sz w:val="40"/>
+      <w:rFonts w:asciiTheme="majorHAnsi" w:eastAsiaTheme="majorEastAsia" w:hAnsiTheme="majorHAnsi" w:cstheme="majorBidi" w:ascii="Aptos Display" w:hAnsi="Aptos Display"/>
+      <w:b/>
+      <w:color w:val="0D2F5F"/>
+      <w:sz w:val="34"/>
       <w:szCs w:val="40"/>
     </w:rPr>
   </w:style>
@@ -5628,9 +5735,10 @@
       <w:outlineLvl w:val="1"/>
     </w:pPr>
     <w:rPr>
-      <w:rFonts w:asciiTheme="majorHAnsi" w:eastAsiaTheme="majorEastAsia" w:hAnsiTheme="majorHAnsi" w:cstheme="majorBidi"/>
-      <w:color w:val="2F5496" w:themeColor="accent1" w:themeShade="BF"/>
-      <w:sz w:val="32"/>
+      <w:rFonts w:asciiTheme="majorHAnsi" w:eastAsiaTheme="majorEastAsia" w:hAnsiTheme="majorHAnsi" w:cstheme="majorBidi" w:ascii="Aptos Display" w:hAnsi="Aptos Display"/>
+      <w:b/>
+      <w:color w:val="0D2F5F"/>
+      <w:sz w:val="26"/>
       <w:szCs w:val="32"/>
     </w:rPr>
   </w:style>
@@ -5651,9 +5759,10 @@
       <w:outlineLvl w:val="2"/>
     </w:pPr>
     <w:rPr>
-      <w:rFonts w:eastAsiaTheme="majorEastAsia" w:cstheme="majorBidi"/>
-      <w:color w:val="2F5496" w:themeColor="accent1" w:themeShade="BF"/>
-      <w:sz w:val="28"/>
+      <w:rFonts w:eastAsiaTheme="majorEastAsia" w:cstheme="majorBidi" w:ascii="Aptos Display" w:hAnsi="Aptos Display"/>
+      <w:b/>
+      <w:color w:val="0D2F5F"/>
+      <w:sz w:val="22"/>
       <w:szCs w:val="28"/>
     </w:rPr>
   </w:style>
